--- a/article/output/2026-04-13/Adobe Acrobat Reader 远程代码执行漏洞/Adobe Acrobat Reader 远程代码执行漏洞应急响应通告_监管.docx
+++ b/article/output/2026-04-13/Adobe Acrobat Reader 远程代码执行漏洞/Adobe Acrobat Reader 远程代码执行漏洞应急响应通告_监管.docx
@@ -743,7 +743,7 @@
                 <w:shd w:val="clear" w:color="auto" w:fill="FFFFFF"/>
                 <w:lang w:val="en-US" w:eastAsia="zh-CN"/>
               </w:rPr>
-              <w:t xml:space="preserve">安全团队 2026-04-13 12:17 ● **0****1** **漏洞详情** **&gt;** **&gt;** **&gt;** **&gt;** **影响组件** Adobe Acrobat Reader 是全球主流的 PDF 文档阅读、编辑与交互处理软件，广泛部署于个人终端、企业办公、政务及金融等场景，支持 PDF 渲染、表单填写、JavaScript 交互、数字签名等核心功能，是跨平台文档处理的基础工具，用户群体覆盖个人与政企全场景，全球装机量极大。该软件内置 JavaScript 引擎以实现文档动态交互，通过沙箱机制限制脚本权限，保障本地系统安全。 **&gt;** **&gt;** **&gt;** **&gt;** **漏洞描述** 近日，安全团队监测到 Adobe Acrobat Reader 远程代码执行漏洞(CVE-2026-34621)在野利用，该漏洞源于JavaScript 引擎未能正确控制对象原型属性的修改，攻击者可以利用该漏洞制作恶意的PDF文件，诱导受害者打开特制的文件，在当前用户的上下文中执行任意代码。可能导致数据泄露、系统损坏或其他恶意行为。 目前该漏洞PoC和技术细节已公开。 鉴于该漏洞已发现在野利用，建议客户尽快做好自查及防护。 **&gt;** **&gt;** **&gt;** **&gt;** **利用条件** 用户交互。 **02** **影响范围** **&gt;** **&gt;** **&gt;** **&gt;** **影响版本** Acrobat DC ** **&gt;** **&gt;** **&gt;** **其他受影响组件** 无 **03** **复现情况** 目前，安全团队威胁情报中心安全研究员已成功复现 Adobe Acrobat Reader 远程代码执行漏洞(CVE-2026-34621) ，截图如下： **04** **处置建议** **&gt;** **&gt;** **&gt;** **&gt;** **安全更新** 官方已发布安全补丁，用户可以通过选择“帮助”&gt;“检查更新”来手动更新产品至最新版本： Acrobat DC ≥ 26.001.21411</w:t>
+              <w:t xml:space="preserve">Acrobat DC ≤ 26.001.21367 Acrobat Reader DC ≤ 26.001.21367 Acrobat 2024 ≤ 24.001.30356</w:t>
             </w:r>
           </w:p>
         </w:tc>
@@ -1273,7 +1273,7 @@
                 <w:shd w:val="clear" w:color="auto" w:fill="FFFFFF"/>
                 <w:lang w:val="en-US" w:eastAsia="zh-CN"/>
               </w:rPr>
-              <w:t xml:space="preserve">CVSS 3.1评分 8.6。</w:t>
+              <w:t xml:space="preserve">可导致在当前用户上下文中执行任意代码，造成数据泄露、系统受损或其他恶意后果。。</w:t>
             </w:r>
           </w:p>
         </w:tc>
@@ -1521,7 +1521,7 @@
           <w:szCs w:val="28"/>
           <w:lang w:val="en-US" w:eastAsia="zh-CN"/>
         </w:rPr>
-        <w:t xml:space="preserve">Adobe Acrobat Reader是Adobe公司开发的PDF文档查看软件，用于打开、阅读、打印和批注PDF格式文件。作为Acrobat产品线的免费阅读组件，它支持跨平台运行，广泛应用于个人和企业日常文档阅读场景。</w:t>
+        <w:t xml:space="preserve">Adobe Acrobat Reader 是 Adobe 公司推出的 PDF 文档查看软件，主要用于阅读、打印和批注 PDF 文件。该产品支持 Windows、macOS 等主流操作系统，是目前应用最广泛的 PDF 阅读器之一。</w:t>
       </w:r>
     </w:p>
     <w:p>
@@ -1704,7 +1704,7 @@
           <w:szCs w:val="28"/>
           <w:lang w:val="en-US" w:eastAsia="zh-CN"/>
         </w:rPr>
-        <w:t xml:space="preserve">Adobe Acrobat Reader的JavaScript引擎在处理对象原型属性修改时缺乏适当的安全校验。攻击者可构造嵌有恶意JavaScript代码的PDF文件，诱导用户打开后在当前用户上下文执行任意代码。该漏洞已公开技术细节并在野利用，触发需用户交互。</w:t>
+        <w:t xml:space="preserve">Adobe Acrobat Reader的JavaScript引擎在处理对象原型属性修改时存在验证缺陷，攻击者可通过构造嵌入了恶意JavaScript代码的PDF文件，诱导目标用户打开后在其当前会话权限下执行任意代码。该漏洞已出现实际攻击案例，相关技术细节已在互联网公开。</w:t>
       </w:r>
     </w:p>
     <w:p>
@@ -1825,7 +1825,7 @@
             </w14:solidFill>
           </w14:textFill>
         </w:rPr>
-        <w:t xml:space="preserve">安全团队 2026-04-13 12:17 ● **0****1** **漏洞详情** **&gt;** **&gt;** **&gt;** **&gt;** **影响组件** Adobe Acrobat Reader 是全球主流的 PDF 文档阅读、编辑与交互处理软件，广泛部署于个人终端、企业办公、政务及金融等场景，支持 PDF 渲染、表单填写、JavaScript 交互、数字签名等核心功能，是跨平台文档处理的基础工具，用户群体覆盖个人与政企全场景，全球装机量极大。该软件内置 JavaScript 引擎以实现文档动态交互，通过沙箱机制限制脚本权限，保障本地系统安全。 **&gt;** **&gt;** **&gt;** **&gt;** **漏洞描述** 近日，安全团队监测到 Adobe Acrobat Reader 远程代码执行漏洞(CVE-2026-34621)在野利用，该漏洞源于JavaScript 引擎未能正确控制对象原型属性的修改，攻击者可以利用该漏洞制作恶意的PDF文件，诱导受害者打开特制的文件，在当前用户的上下文中执行任意代码。可能导致数据泄露、系统损坏或其他恶意行为。 目前该漏洞PoC和技术细节已公开。 鉴于该漏洞已发现在野利用，建议客户尽快做好自查及防护。 **&gt;** **&gt;** **&gt;** **&gt;** **利用条件** 用户交互。 **02** **影响范围** **&gt;** **&gt;** **&gt;** **&gt;** **影响版本** Acrobat DC ** **&gt;** **&gt;** **&gt;** **其他受影响组件** 无 **03** **复现情况** 目前，安全团队威胁情报中心安全研究员已成功复现 Adobe Acrobat Reader 远程代码执行漏洞(CVE-2026-34621) ，截图如下： **04** **处置建议** **&gt;** **&gt;** **&gt;** **&gt;** **安全更新** 官方已发布安全补丁，用户可以通过选择“帮助”&gt;“检查更新”来手动更新产品至最新版本： Acrobat DC ≥ 26.001.21411</w:t>
+        <w:t xml:space="preserve">Acrobat DC ≤ 26.001.21367 Acrobat Reader DC ≤ 26.001.21367 Acrobat 2024 ≤ 24.001.30356</w:t>
       </w:r>
     </w:p>
     <w:p>
@@ -2034,9 +2034,9 @@
             </w14:solidFill>
           </w14:textFill>
         </w:rPr>
-        <w:t xml:space="preserve">建议尽快按照官方补丁指引完成修复。</w:t>
+        <w:t xml:space="preserve">建议尽快升级至官方已发布的安全版本。</w:t>
         <w:br/>
-        <w:t xml:space="preserve">修复方式：请根据目标系统版本在官方公告页选择对应补丁安装。</w:t>
+        <w:t xml:space="preserve">修复版本：Acrobat DC ≤ 26.001.21367 Acrobat Reader DC ≤ 26.001.21367 Acrobat 2024 &gt; 24.001.30356</w:t>
         <w:br/>
         <w:t xml:space="preserve">下载链接：https://helpx.adobe.com/security/products/acrobat/apsb26-43.html</w:t>
       </w:r>
@@ -2443,7 +2443,7 @@
           <w:sz w:val="28"/>
           <w:szCs w:val="28"/>
         </w:rPr>
-        <w:t xml:space="preserve">https://helpx.adobe.com/security/products/acrobat/apsb26-43.html:</w:t>
+        <w:t xml:space="preserve"/>
       </w:r>
     </w:p>
     <w:p>
